--- a/llrf/architecture/llrfInterfaceChassis.docx
+++ b/llrf/architecture/llrfInterfaceChassis.docx
@@ -478,15 +478,7 @@
         <w:t xml:space="preserve"> rear panel</w:t>
       </w:r>
       <w:r>
-        <w:t xml:space="preserve">.  </w:t>
-      </w:r>
-      <w:proofErr w:type="gramStart"/>
-      <w:r>
-        <w:t>If</w:t>
-      </w:r>
-      <w:proofErr w:type="gramEnd"/>
-      <w:r>
-        <w:t xml:space="preserve"> is at a 5 VDC logic level when the LLRF9 conditions are good and the drive amplifier may be powered and is pulled to a low level when there is a fault and it has zeroed the input to the drive amplifier.  This output </w:t>
+        <w:t xml:space="preserve">.  If is at a 5 VDC logic level when the LLRF9 conditions are good and the drive amplifier may be powered and is pulled to a low level when there is a fault and it has zeroed the input to the drive amplifier.  This output </w:t>
       </w:r>
       <w:r>
         <w:t xml:space="preserve">is the logical OR of 18 signals.  17 of these are internal interlocks and one is our external permit.  </w:t>
@@ -626,15 +618,7 @@
         <w:t xml:space="preserve"> and the STATUS is designed to be a status signal passed on to the LLRF </w:t>
       </w:r>
       <w:r>
-        <w:t xml:space="preserve">sub-system to let the LLRF know when it can try to turn on the system.  The HVPS controller will use electrical signals to fire its crowbar thyristor stack if it either detects an arc in the </w:t>
-      </w:r>
-      <w:proofErr w:type="gramStart"/>
-      <w:r>
-        <w:t>klystron</w:t>
-      </w:r>
-      <w:proofErr w:type="gramEnd"/>
-      <w:r>
-        <w:t xml:space="preserve"> termination tank or an arc in the HVPS output transformer.  The KLYSTRON CROWBAR offers the ability of other LLRF sub-systems to also fire the crowbar.  SLAC PUB 7591 explains that the HVPS is sufficiently over-designed such that the stored energy in the HVPS is not large enough to damage the klystron if dissipated without the crowbar thyristors firing.  </w:t>
+        <w:t xml:space="preserve">sub-system to let the LLRF know when it can try to turn on the system.  The HVPS controller will use electrical signals to fire its crowbar thyristor stack if it either detects an arc in the klystron termination tank or an arc in the HVPS output transformer.  The KLYSTRON CROWBAR offers the ability of other LLRF sub-systems to also fire the crowbar.  SLAC PUB 7591 explains that the HVPS is sufficiently over-designed such that the stored energy in the HVPS is not large enough to damage the klystron if dissipated without the crowbar thyristors firing.  </w:t>
       </w:r>
       <w:proofErr w:type="gramStart"/>
       <w:r>
@@ -853,15 +837,7 @@
     </w:p>
     <w:p>
       <w:r>
-        <w:t xml:space="preserve">The SPEAR orbit interlock system monitors the position of the electron beam near each beamline.  If the beam position travels outside of a safe trajectory envelope, the RF power should be removed to prevent mis-steered </w:t>
-      </w:r>
-      <w:proofErr w:type="gramStart"/>
-      <w:r>
-        <w:t>beam</w:t>
-      </w:r>
-      <w:proofErr w:type="gramEnd"/>
-      <w:r>
-        <w:t xml:space="preserve"> from damaging components in the ring.  Currently the orbit interlock system provides a 24 VDC permit to the LLRF.  There is no reason to use hardware to communicate the status back to the orbit interlock system.</w:t>
+        <w:t>The SPEAR orbit interlock system monitors the position of the electron beam near each beamline.  If the beam position travels outside of a safe trajectory envelope, the RF power should be removed to prevent mis-steered beam from damaging components in the ring.  Currently the orbit interlock system provides a 24 VDC permit to the LLRF.  There is no reason to use hardware to communicate the status back to the orbit interlock system.</w:t>
       </w:r>
     </w:p>
     <w:p>
@@ -1636,7 +1612,15 @@
         <w:t>I currently do not know how many free digital input</w:t>
       </w:r>
       <w:r>
-        <w:t xml:space="preserve"> or output lines the RA MPS system has.  As we better develop this design we will determine if we need to encode the faults in the chassis </w:t>
+        <w:t xml:space="preserve"> or output lines the RA MPS system has.  As we better develop this </w:t>
+      </w:r>
+      <w:proofErr w:type="gramStart"/>
+      <w:r>
+        <w:t>design</w:t>
+      </w:r>
+      <w:proofErr w:type="gramEnd"/>
+      <w:r>
+        <w:t xml:space="preserve"> we will determine if we need to encode the faults in the chassis </w:t>
       </w:r>
       <w:proofErr w:type="gramStart"/>
       <w:r>
@@ -1865,6 +1849,56 @@
     </w:sectPr>
   </w:body>
 </w:document>
+</file>
+
+<file path=word/endnotes.xml><?xml version="1.0" encoding="utf-8"?>
+<w:endnotes xmlns:wpc="http://schemas.microsoft.com/office/word/2010/wordprocessingCanvas" xmlns:cx="http://schemas.microsoft.com/office/drawing/2014/chartex" xmlns:cx1="http://schemas.microsoft.com/office/drawing/2015/9/8/chartex" xmlns:cx2="http://schemas.microsoft.com/office/drawing/2015/10/21/chartex" xmlns:cx3="http://schemas.microsoft.com/office/drawing/2016/5/9/chartex" xmlns:cx4="http://schemas.microsoft.com/office/drawing/2016/5/10/chartex" xmlns:cx5="http://schemas.microsoft.com/office/drawing/2016/5/11/chartex" xmlns:cx6="http://schemas.microsoft.com/office/drawing/2016/5/12/chartex" xmlns:cx7="http://schemas.microsoft.com/office/drawing/2016/5/13/chartex" xmlns:cx8="http://schemas.microsoft.com/office/drawing/2016/5/14/chartex" xmlns:mc="http://schemas.openxmlformats.org/markup-compatibility/2006" xmlns:aink="http://schemas.microsoft.com/office/drawing/2016/ink" xmlns:am3d="http://schemas.microsoft.com/office/drawing/2017/model3d" xmlns:o="urn:schemas-microsoft-com:office:office" xmlns:oel="http://schemas.microsoft.com/office/2019/extlst" xmlns:r="http://schemas.openxmlformats.org/officeDocument/2006/relationships" xmlns:m="http://schemas.openxmlformats.org/officeDocument/2006/math" xmlns:v="urn:schemas-microsoft-com:vml" xmlns:wp14="http://schemas.microsoft.com/office/word/2010/wordprocessingDrawing" xmlns:wp="http://schemas.openxmlformats.org/drawingml/2006/wordprocessingDrawing" xmlns:w10="urn:schemas-microsoft-com:office:word" xmlns:w="http://schemas.openxmlformats.org/wordprocessingml/2006/main" xmlns:w14="http://schemas.microsoft.com/office/word/2010/wordml" xmlns:w15="http://schemas.microsoft.com/office/word/2012/wordml" xmlns:w16cex="http://schemas.microsoft.com/office/word/2018/wordml/cex" xmlns:w16cid="http://schemas.microsoft.com/office/word/2016/wordml/cid" xmlns:w16="http://schemas.microsoft.com/office/word/2018/wordml" xmlns:w16du="http://schemas.microsoft.com/office/word/2023/wordml/word16du" xmlns:w16sdtdh="http://schemas.microsoft.com/office/word/2020/wordml/sdtdatahash" xmlns:w16sdtfl="http://schemas.microsoft.com/office/word/2024/wordml/sdtformatlock" xmlns:w16se="http://schemas.microsoft.com/office/word/2015/wordml/symex" xmlns:wpg="http://schemas.microsoft.com/office/word/2010/wordprocessingGroup" xmlns:wpi="http://schemas.microsoft.com/office/word/2010/wordprocessingInk" xmlns:wne="http://schemas.microsoft.com/office/word/2006/wordml" xmlns:wps="http://schemas.microsoft.com/office/word/2010/wordprocessingShape" mc:Ignorable="w14 w15 w16se w16cid w16 w16cex w16sdtdh w16sdtfl w16du wp14">
+  <w:endnote w:type="separator" w:id="-1">
+    <w:p>
+      <w:pPr>
+        <w:spacing w:after="0" w:line="240" w:lineRule="auto"/>
+      </w:pPr>
+      <w:r>
+        <w:separator/>
+      </w:r>
+    </w:p>
+  </w:endnote>
+  <w:endnote w:type="continuationSeparator" w:id="0">
+    <w:p>
+      <w:pPr>
+        <w:spacing w:after="0" w:line="240" w:lineRule="auto"/>
+      </w:pPr>
+      <w:r>
+        <w:continuationSeparator/>
+      </w:r>
+    </w:p>
+  </w:endnote>
+</w:endnotes>
+</file>
+
+<file path=word/footnotes.xml><?xml version="1.0" encoding="utf-8"?>
+<w:footnotes xmlns:wpc="http://schemas.microsoft.com/office/word/2010/wordprocessingCanvas" xmlns:cx="http://schemas.microsoft.com/office/drawing/2014/chartex" xmlns:cx1="http://schemas.microsoft.com/office/drawing/2015/9/8/chartex" xmlns:cx2="http://schemas.microsoft.com/office/drawing/2015/10/21/chartex" xmlns:cx3="http://schemas.microsoft.com/office/drawing/2016/5/9/chartex" xmlns:cx4="http://schemas.microsoft.com/office/drawing/2016/5/10/chartex" xmlns:cx5="http://schemas.microsoft.com/office/drawing/2016/5/11/chartex" xmlns:cx6="http://schemas.microsoft.com/office/drawing/2016/5/12/chartex" xmlns:cx7="http://schemas.microsoft.com/office/drawing/2016/5/13/chartex" xmlns:cx8="http://schemas.microsoft.com/office/drawing/2016/5/14/chartex" xmlns:mc="http://schemas.openxmlformats.org/markup-compatibility/2006" xmlns:aink="http://schemas.microsoft.com/office/drawing/2016/ink" xmlns:am3d="http://schemas.microsoft.com/office/drawing/2017/model3d" xmlns:o="urn:schemas-microsoft-com:office:office" xmlns:oel="http://schemas.microsoft.com/office/2019/extlst" xmlns:r="http://schemas.openxmlformats.org/officeDocument/2006/relationships" xmlns:m="http://schemas.openxmlformats.org/officeDocument/2006/math" xmlns:v="urn:schemas-microsoft-com:vml" xmlns:wp14="http://schemas.microsoft.com/office/word/2010/wordprocessingDrawing" xmlns:wp="http://schemas.openxmlformats.org/drawingml/2006/wordprocessingDrawing" xmlns:w10="urn:schemas-microsoft-com:office:word" xmlns:w="http://schemas.openxmlformats.org/wordprocessingml/2006/main" xmlns:w14="http://schemas.microsoft.com/office/word/2010/wordml" xmlns:w15="http://schemas.microsoft.com/office/word/2012/wordml" xmlns:w16cex="http://schemas.microsoft.com/office/word/2018/wordml/cex" xmlns:w16cid="http://schemas.microsoft.com/office/word/2016/wordml/cid" xmlns:w16="http://schemas.microsoft.com/office/word/2018/wordml" xmlns:w16du="http://schemas.microsoft.com/office/word/2023/wordml/word16du" xmlns:w16sdtdh="http://schemas.microsoft.com/office/word/2020/wordml/sdtdatahash" xmlns:w16sdtfl="http://schemas.microsoft.com/office/word/2024/wordml/sdtformatlock" xmlns:w16se="http://schemas.microsoft.com/office/word/2015/wordml/symex" xmlns:wpg="http://schemas.microsoft.com/office/word/2010/wordprocessingGroup" xmlns:wpi="http://schemas.microsoft.com/office/word/2010/wordprocessingInk" xmlns:wne="http://schemas.microsoft.com/office/word/2006/wordml" xmlns:wps="http://schemas.microsoft.com/office/word/2010/wordprocessingShape" mc:Ignorable="w14 w15 w16se w16cid w16 w16cex w16sdtdh w16sdtfl w16du wp14">
+  <w:footnote w:type="separator" w:id="-1">
+    <w:p>
+      <w:pPr>
+        <w:spacing w:after="0" w:line="240" w:lineRule="auto"/>
+      </w:pPr>
+      <w:r>
+        <w:separator/>
+      </w:r>
+    </w:p>
+  </w:footnote>
+  <w:footnote w:type="continuationSeparator" w:id="0">
+    <w:p>
+      <w:pPr>
+        <w:spacing w:after="0" w:line="240" w:lineRule="auto"/>
+      </w:pPr>
+      <w:r>
+        <w:continuationSeparator/>
+      </w:r>
+    </w:p>
+  </w:footnote>
+</w:footnotes>
 </file>
 
 <file path=word/numbering.xml><?xml version="1.0" encoding="utf-8"?>
@@ -2878,6 +2912,50 @@
       <w:szCs w:val="18"/>
     </w:rPr>
   </w:style>
+  <w:style w:type="paragraph" w:styleId="Header">
+    <w:name w:val="header"/>
+    <w:basedOn w:val="Normal"/>
+    <w:link w:val="HeaderChar"/>
+    <w:uiPriority w:val="99"/>
+    <w:unhideWhenUsed/>
+    <w:rsid w:val="00572F1B"/>
+    <w:pPr>
+      <w:tabs>
+        <w:tab w:val="center" w:pos="4680"/>
+        <w:tab w:val="right" w:pos="9360"/>
+      </w:tabs>
+      <w:spacing w:after="0" w:line="240" w:lineRule="auto"/>
+    </w:pPr>
+  </w:style>
+  <w:style w:type="character" w:customStyle="1" w:styleId="HeaderChar">
+    <w:name w:val="Header Char"/>
+    <w:basedOn w:val="DefaultParagraphFont"/>
+    <w:link w:val="Header"/>
+    <w:uiPriority w:val="99"/>
+    <w:rsid w:val="00572F1B"/>
+  </w:style>
+  <w:style w:type="paragraph" w:styleId="Footer">
+    <w:name w:val="footer"/>
+    <w:basedOn w:val="Normal"/>
+    <w:link w:val="FooterChar"/>
+    <w:uiPriority w:val="99"/>
+    <w:unhideWhenUsed/>
+    <w:rsid w:val="00572F1B"/>
+    <w:pPr>
+      <w:tabs>
+        <w:tab w:val="center" w:pos="4680"/>
+        <w:tab w:val="right" w:pos="9360"/>
+      </w:tabs>
+      <w:spacing w:after="0" w:line="240" w:lineRule="auto"/>
+    </w:pPr>
+  </w:style>
+  <w:style w:type="character" w:customStyle="1" w:styleId="FooterChar">
+    <w:name w:val="Footer Char"/>
+    <w:basedOn w:val="DefaultParagraphFont"/>
+    <w:link w:val="Footer"/>
+    <w:uiPriority w:val="99"/>
+    <w:rsid w:val="00572F1B"/>
+  </w:style>
 </w:styles>
 </file>
 
@@ -3143,26 +3221,6 @@
 </file>
 
 <file path=customXml/item1.xml><?xml version="1.0" encoding="utf-8"?>
-<p:properties xmlns:p="http://schemas.microsoft.com/office/2006/metadata/properties" xmlns:xsi="http://www.w3.org/2001/XMLSchema-instance" xmlns:pc="http://schemas.microsoft.com/office/infopath/2007/PartnerControls">
-  <documentManagement>
-    <TaxCatchAll xmlns="2ae7472c-b71f-4cab-b94a-416f482a757b" xsi:nil="true"/>
-    <lcf76f155ced4ddcb4097134ff3c332f xmlns="41b3182d-22ee-41df-9219-a7264fbbfb0e">
-      <Terms xmlns="http://schemas.microsoft.com/office/infopath/2007/PartnerControls"/>
-    </lcf76f155ced4ddcb4097134ff3c332f>
-  </documentManagement>
-</p:properties>
-</file>
-
-<file path=customXml/item2.xml><?xml version="1.0" encoding="utf-8"?>
-<?mso-contentType ?>
-<FormTemplates xmlns="http://schemas.microsoft.com/sharepoint/v3/contenttype/forms">
-  <Display>DocumentLibraryForm</Display>
-  <Edit>DocumentLibraryForm</Edit>
-  <New>DocumentLibraryForm</New>
-</FormTemplates>
-</file>
-
-<file path=customXml/item3.xml><?xml version="1.0" encoding="utf-8"?>
 <ct:contentTypeSchema xmlns:ct="http://schemas.microsoft.com/office/2006/metadata/contentType" xmlns:ma="http://schemas.microsoft.com/office/2006/metadata/properties/metaAttributes" ct:_="" ma:_="" ma:contentTypeName="Document" ma:contentTypeID="0x010100162E8B9B8F494F4F9FA5AC6115F8BAFC" ma:contentTypeVersion="14" ma:contentTypeDescription="Create a new document." ma:contentTypeScope="" ma:versionID="7bf6b67f00dda9faad049ac569bdc544">
   <xsd:schema xmlns:xsd="http://www.w3.org/2001/XMLSchema" xmlns:xs="http://www.w3.org/2001/XMLSchema" xmlns:p="http://schemas.microsoft.com/office/2006/metadata/properties" xmlns:ns2="41b3182d-22ee-41df-9219-a7264fbbfb0e" xmlns:ns3="2ae7472c-b71f-4cab-b94a-416f482a757b" targetNamespace="http://schemas.microsoft.com/office/2006/metadata/properties" ma:root="true" ma:fieldsID="226d07ee899d5f3e051fec1a6a68ef05" ns2:_="" ns3:_="">
     <xsd:import namespace="41b3182d-22ee-41df-9219-a7264fbbfb0e"/>
@@ -3391,13 +3449,41 @@
 </ct:contentTypeSchema>
 </file>
 
+<file path=customXml/item2.xml><?xml version="1.0" encoding="utf-8"?>
+<?mso-contentType ?>
+<FormTemplates xmlns="http://schemas.microsoft.com/sharepoint/v3/contenttype/forms">
+  <Display>DocumentLibraryForm</Display>
+  <Edit>DocumentLibraryForm</Edit>
+  <New>DocumentLibraryForm</New>
+</FormTemplates>
+</file>
+
+<file path=customXml/item3.xml><?xml version="1.0" encoding="utf-8"?>
+<p:properties xmlns:p="http://schemas.microsoft.com/office/2006/metadata/properties" xmlns:xsi="http://www.w3.org/2001/XMLSchema-instance" xmlns:pc="http://schemas.microsoft.com/office/infopath/2007/PartnerControls">
+  <documentManagement>
+    <TaxCatchAll xmlns="2ae7472c-b71f-4cab-b94a-416f482a757b" xsi:nil="true"/>
+    <lcf76f155ced4ddcb4097134ff3c332f xmlns="41b3182d-22ee-41df-9219-a7264fbbfb0e">
+      <Terms xmlns="http://schemas.microsoft.com/office/infopath/2007/PartnerControls"/>
+    </lcf76f155ced4ddcb4097134ff3c332f>
+  </documentManagement>
+</p:properties>
+</file>
+
 <file path=customXml/itemProps1.xml><?xml version="1.0" encoding="utf-8"?>
-<ds:datastoreItem xmlns:ds="http://schemas.openxmlformats.org/officeDocument/2006/customXml" ds:itemID="{B6F1E106-2D5E-4851-BC40-2403C5243CB8}">
+<ds:datastoreItem xmlns:ds="http://schemas.openxmlformats.org/officeDocument/2006/customXml" ds:itemID="{18CBF47E-0891-4FAE-9E00-9B881FB13E99}">
   <ds:schemaRefs>
+    <ds:schemaRef ds:uri="http://schemas.microsoft.com/office/2006/metadata/contentType"/>
+    <ds:schemaRef ds:uri="http://schemas.microsoft.com/office/2006/metadata/properties/metaAttributes"/>
+    <ds:schemaRef ds:uri="http://www.w3.org/2001/XMLSchema"/>
     <ds:schemaRef ds:uri="http://schemas.microsoft.com/office/2006/metadata/properties"/>
+    <ds:schemaRef ds:uri="41b3182d-22ee-41df-9219-a7264fbbfb0e"/>
+    <ds:schemaRef ds:uri="2ae7472c-b71f-4cab-b94a-416f482a757b"/>
+    <ds:schemaRef ds:uri="http://schemas.microsoft.com/office/2006/documentManagement/types"/>
     <ds:schemaRef ds:uri="http://schemas.microsoft.com/office/infopath/2007/PartnerControls"/>
-    <ds:schemaRef ds:uri="2ae7472c-b71f-4cab-b94a-416f482a757b"/>
-    <ds:schemaRef ds:uri="41b3182d-22ee-41df-9219-a7264fbbfb0e"/>
+    <ds:schemaRef ds:uri="http://schemas.openxmlformats.org/package/2006/metadata/core-properties"/>
+    <ds:schemaRef ds:uri="http://purl.org/dc/elements/1.1/"/>
+    <ds:schemaRef ds:uri="http://purl.org/dc/terms/"/>
+    <ds:schemaRef ds:uri="http://schemas.microsoft.com/internal/obd"/>
   </ds:schemaRefs>
 </ds:datastoreItem>
 </file>
@@ -3411,5 +3497,12 @@
 </file>
 
 <file path=customXml/itemProps3.xml><?xml version="1.0" encoding="utf-8"?>
-<ds:datastoreItem xmlns:ds="http://schemas.openxmlformats.org/officeDocument/2006/customXml" ds:itemID="{18CBF47E-0891-4FAE-9E00-9B881FB13E99}"/>
+<ds:datastoreItem xmlns:ds="http://schemas.openxmlformats.org/officeDocument/2006/customXml" ds:itemID="{B6F1E106-2D5E-4851-BC40-2403C5243CB8}">
+  <ds:schemaRefs>
+    <ds:schemaRef ds:uri="http://schemas.microsoft.com/office/2006/metadata/properties"/>
+    <ds:schemaRef ds:uri="http://schemas.microsoft.com/office/infopath/2007/PartnerControls"/>
+    <ds:schemaRef ds:uri="2ae7472c-b71f-4cab-b94a-416f482a757b"/>
+    <ds:schemaRef ds:uri="41b3182d-22ee-41df-9219-a7264fbbfb0e"/>
+  </ds:schemaRefs>
+</ds:datastoreItem>
 </file>